--- a/documents/las.docx
+++ b/documents/las.docx
@@ -1,17 +1,24 @@
 
 <file path=word/document.xml><?xml version="1.0" encoding="utf-8"?>
-<w:document xmlns:wpc="http://schemas.microsoft.com/office/word/2010/wordprocessingCanvas" xmlns:cx="http://schemas.microsoft.com/office/drawing/2014/chartex" xmlns:cx1="http://schemas.microsoft.com/office/drawing/2015/9/8/chartex" xmlns:cx2="http://schemas.microsoft.com/office/drawing/2015/10/21/chartex" xmlns:cx3="http://schemas.microsoft.com/office/drawing/2016/5/9/chartex" xmlns:cx4="http://schemas.microsoft.com/office/drawing/2016/5/10/chartex" xmlns:cx5="http://schemas.microsoft.com/office/drawing/2016/5/11/chartex" xmlns:cx6="http://schemas.microsoft.com/office/drawing/2016/5/12/chartex" xmlns:cx7="http://schemas.microsoft.com/office/drawing/2016/5/13/chartex" xmlns:cx8="http://schemas.microsoft.com/office/drawing/2016/5/14/chartex" xmlns:mc="http://schemas.openxmlformats.org/markup-compatibility/2006" xmlns:aink="http://schemas.microsoft.com/office/drawing/2016/ink" xmlns:am3d="http://schemas.microsoft.com/office/drawing/2017/model3d" xmlns:o="urn:schemas-microsoft-com:office:office" xmlns:r="http://schemas.openxmlformats.org/officeDocument/2006/relationships" xmlns:m="http://schemas.openxmlformats.org/officeDocument/2006/math" xmlns:v="urn:schemas-microsoft-com:vml" xmlns:wp14="http://schemas.microsoft.com/office/word/2010/wordprocessingDrawing" xmlns:wp="http://schemas.openxmlformats.org/drawingml/2006/wordprocessingDrawing" xmlns:w10="urn:schemas-microsoft-com:office:word" xmlns:w="http://schemas.openxmlformats.org/wordprocessingml/2006/main" xmlns:w14="http://schemas.microsoft.com/office/word/2010/wordml" xmlns:w15="http://schemas.microsoft.com/office/word/2012/wordml" xmlns:w16cex="http://schemas.microsoft.com/office/word/2018/wordml/cex" xmlns:w16cid="http://schemas.microsoft.com/office/word/2016/wordml/cid" xmlns:w16="http://schemas.microsoft.com/office/word/2018/wordml" xmlns:w16sdtdh="http://schemas.microsoft.com/office/word/2020/wordml/sdtdatahash" xmlns:w16se="http://schemas.microsoft.com/office/word/2015/wordml/symex" xmlns:wpg="http://schemas.microsoft.com/office/word/2010/wordprocessingGroup" xmlns:wpi="http://schemas.microsoft.com/office/word/2010/wordprocessingInk" xmlns:wne="http://schemas.microsoft.com/office/word/2006/wordml" xmlns:wps="http://schemas.microsoft.com/office/word/2010/wordprocessingShape" mc:Ignorable="w14 w15 w16se w16cid w16 w16cex w16sdtdh wp14">
+<w:document xmlns:wpc="http://schemas.microsoft.com/office/word/2010/wordprocessingCanvas" xmlns:cx="http://schemas.microsoft.com/office/drawing/2014/chartex" xmlns:cx1="http://schemas.microsoft.com/office/drawing/2015/9/8/chartex" xmlns:cx2="http://schemas.microsoft.com/office/drawing/2015/10/21/chartex" xmlns:cx3="http://schemas.microsoft.com/office/drawing/2016/5/9/chartex" xmlns:cx4="http://schemas.microsoft.com/office/drawing/2016/5/10/chartex" xmlns:cx5="http://schemas.microsoft.com/office/drawing/2016/5/11/chartex" xmlns:cx6="http://schemas.microsoft.com/office/drawing/2016/5/12/chartex" xmlns:cx7="http://schemas.microsoft.com/office/drawing/2016/5/13/chartex" xmlns:cx8="http://schemas.microsoft.com/office/drawing/2016/5/14/chartex" xmlns:mc="http://schemas.openxmlformats.org/markup-compatibility/2006" xmlns:aink="http://schemas.microsoft.com/office/drawing/2016/ink" xmlns:am3d="http://schemas.microsoft.com/office/drawing/2017/model3d" xmlns:o="urn:schemas-microsoft-com:office:office" xmlns:oel="http://schemas.microsoft.com/office/2019/extlst" xmlns:r="http://schemas.openxmlformats.org/officeDocument/2006/relationships" xmlns:m="http://schemas.openxmlformats.org/officeDocument/2006/math" xmlns:v="urn:schemas-microsoft-com:vml" xmlns:wp14="http://schemas.microsoft.com/office/word/2010/wordprocessingDrawing" xmlns:wp="http://schemas.openxmlformats.org/drawingml/2006/wordprocessingDrawing" xmlns:w10="urn:schemas-microsoft-com:office:word" xmlns:w="http://schemas.openxmlformats.org/wordprocessingml/2006/main" xmlns:w14="http://schemas.microsoft.com/office/word/2010/wordml" xmlns:w15="http://schemas.microsoft.com/office/word/2012/wordml" xmlns:w16cex="http://schemas.microsoft.com/office/word/2018/wordml/cex" xmlns:w16cid="http://schemas.microsoft.com/office/word/2016/wordml/cid" xmlns:w16="http://schemas.microsoft.com/office/word/2018/wordml" xmlns:w16du="http://schemas.microsoft.com/office/word/2023/wordml/word16du" xmlns:w16sdtdh="http://schemas.microsoft.com/office/word/2020/wordml/sdtdatahash" xmlns:w16sdtfl="http://schemas.microsoft.com/office/word/2024/wordml/sdtformatlock" xmlns:w16se="http://schemas.microsoft.com/office/word/2015/wordml/symex" xmlns:wpg="http://schemas.microsoft.com/office/word/2010/wordprocessingGroup" xmlns:wpi="http://schemas.microsoft.com/office/word/2010/wordprocessingInk" xmlns:wne="http://schemas.microsoft.com/office/word/2006/wordml" xmlns:wps="http://schemas.microsoft.com/office/word/2010/wordprocessingShape" mc:Ignorable="w14 w15 w16se w16cid w16 w16cex w16sdtdh w16sdtfl w16du wp14">
   <w:body>
     <w:p>
       <w:pPr>
         <w:pStyle w:val="Titolo2"/>
+        <w:rPr>
+          <w:lang w:val="de-DE"/>
+        </w:rPr>
       </w:pPr>
       <w:r>
-        <w:t>Munchen</w:t>
-      </w:r>
-    </w:p>
-    <w:p>
-      <w:r>
+        <w:rPr>
+          <w:lang w:val="de-DE"/>
+        </w:rPr>
+        <w:t>D MUNCHEN02 - Technische Universität München - GERMANIA</w:t>
+      </w:r>
+      <w:r>
+        <w:rPr>
+          <w:noProof/>
+        </w:rPr>
         <w:drawing>
           <wp:inline distT="0" distB="0" distL="0" distR="0" wp14:anchorId="4CFF729E" wp14:editId="22CC39C2">
             <wp:extent cx="6120130" cy="4808220"/>
@@ -50,13 +57,21 @@
       </w:r>
     </w:p>
     <w:p>
-      <w:r>
+      <w:pPr>
+        <w:rPr>
+          <w:lang w:val="de-DE"/>
+        </w:rPr>
+      </w:pPr>
+      <w:r>
+        <w:rPr>
+          <w:noProof/>
+        </w:rPr>
         <w:lastRenderedPageBreak/>
         <w:drawing>
-          <wp:inline distT="0" distB="0" distL="0" distR="0" wp14:anchorId="0CF6BD83" wp14:editId="59176CD6">
-            <wp:extent cx="5095875" cy="4820408"/>
-            <wp:effectExtent l="0" t="0" r="0" b="0"/>
-            <wp:docPr id="2" name="Immagine 2"/>
+          <wp:inline distT="0" distB="0" distL="0" distR="0" wp14:anchorId="3D9486C3" wp14:editId="0A135AD0">
+            <wp:extent cx="6120130" cy="5972175"/>
+            <wp:effectExtent l="0" t="0" r="0" b="9525"/>
+            <wp:docPr id="1957970426" name="Immagine 1"/>
             <wp:cNvGraphicFramePr>
               <a:graphicFrameLocks xmlns:a="http://schemas.openxmlformats.org/drawingml/2006/main" noChangeAspect="1"/>
             </wp:cNvGraphicFramePr>
@@ -64,7 +79,7 @@
               <a:graphicData uri="http://schemas.openxmlformats.org/drawingml/2006/picture">
                 <pic:pic xmlns:pic="http://schemas.openxmlformats.org/drawingml/2006/picture">
                   <pic:nvPicPr>
-                    <pic:cNvPr id="1" name=""/>
+                    <pic:cNvPr id="1957970426" name=""/>
                     <pic:cNvPicPr/>
                   </pic:nvPicPr>
                   <pic:blipFill>
@@ -76,7 +91,7 @@
                   <pic:spPr>
                     <a:xfrm>
                       <a:off x="0" y="0"/>
-                      <a:ext cx="5096053" cy="4820576"/>
+                      <a:ext cx="6120130" cy="5972175"/>
                     </a:xfrm>
                     <a:prstGeom prst="rect">
                       <a:avLst/>
@@ -90,21 +105,16 @@
       </w:r>
     </w:p>
     <w:p>
-      <w:pPr>
-        <w:pStyle w:val="Titolo2"/>
-      </w:pPr>
-      <w:r>
-        <w:t>Innsbruck</w:t>
-      </w:r>
-    </w:p>
-    <w:p/>
-    <w:p>
-      <w:r>
+      <w:r>
+        <w:rPr>
+          <w:noProof/>
+        </w:rPr>
+        <w:lastRenderedPageBreak/>
         <w:drawing>
-          <wp:inline distT="0" distB="0" distL="0" distR="0" wp14:anchorId="407001FB" wp14:editId="627A1635">
-            <wp:extent cx="6120130" cy="3603625"/>
+          <wp:inline distT="0" distB="0" distL="0" distR="0" wp14:anchorId="0CF6BD83" wp14:editId="59176CD6">
+            <wp:extent cx="5095875" cy="4820408"/>
             <wp:effectExtent l="0" t="0" r="0" b="0"/>
-            <wp:docPr id="3" name="Immagine 3"/>
+            <wp:docPr id="2" name="Immagine 2"/>
             <wp:cNvGraphicFramePr>
               <a:graphicFrameLocks xmlns:a="http://schemas.openxmlformats.org/drawingml/2006/main" noChangeAspect="1"/>
             </wp:cNvGraphicFramePr>
@@ -124,7 +134,7 @@
                   <pic:spPr>
                     <a:xfrm>
                       <a:off x="0" y="0"/>
-                      <a:ext cx="6120130" cy="3603625"/>
+                      <a:ext cx="5096053" cy="4820576"/>
                     </a:xfrm>
                     <a:prstGeom prst="rect">
                       <a:avLst/>
@@ -142,23 +152,19 @@
         <w:pStyle w:val="Titolo2"/>
       </w:pPr>
       <w:r>
-        <w:lastRenderedPageBreak/>
-        <w:t xml:space="preserve">University of Bamberg </w:t>
-      </w:r>
-      <w:r>
-        <w:t>–</w:t>
-      </w:r>
-      <w:r>
-        <w:t xml:space="preserve"> GERMANIA</w:t>
+        <w:t>A INNSBRU08 - MCI MANAGEMENT CENTER INNSBRUCK - AUSTRIA</w:t>
       </w:r>
     </w:p>
     <w:p>
       <w:r>
+        <w:rPr>
+          <w:noProof/>
+        </w:rPr>
         <w:drawing>
-          <wp:inline distT="0" distB="0" distL="0" distR="0" wp14:anchorId="07645AB0" wp14:editId="38B5D19F">
-            <wp:extent cx="6120130" cy="4647565"/>
-            <wp:effectExtent l="0" t="0" r="0" b="635"/>
-            <wp:docPr id="5" name="Immagine 5"/>
+          <wp:inline distT="0" distB="0" distL="0" distR="0" wp14:anchorId="407001FB" wp14:editId="627A1635">
+            <wp:extent cx="6120130" cy="3603625"/>
+            <wp:effectExtent l="0" t="0" r="0" b="0"/>
+            <wp:docPr id="3" name="Immagine 3"/>
             <wp:cNvGraphicFramePr>
               <a:graphicFrameLocks xmlns:a="http://schemas.openxmlformats.org/drawingml/2006/main" noChangeAspect="1"/>
             </wp:cNvGraphicFramePr>
@@ -178,6 +184,105 @@
                   <pic:spPr>
                     <a:xfrm>
                       <a:off x="0" y="0"/>
+                      <a:ext cx="6120130" cy="3603625"/>
+                    </a:xfrm>
+                    <a:prstGeom prst="rect">
+                      <a:avLst/>
+                    </a:prstGeom>
+                  </pic:spPr>
+                </pic:pic>
+              </a:graphicData>
+            </a:graphic>
+          </wp:inline>
+        </w:drawing>
+      </w:r>
+    </w:p>
+    <w:p>
+      <w:r>
+        <w:rPr>
+          <w:noProof/>
+        </w:rPr>
+        <w:lastRenderedPageBreak/>
+        <w:drawing>
+          <wp:inline distT="0" distB="0" distL="0" distR="0" wp14:anchorId="7B2DA8B9" wp14:editId="1E56089A">
+            <wp:extent cx="6120130" cy="3668395"/>
+            <wp:effectExtent l="0" t="0" r="0" b="8255"/>
+            <wp:docPr id="994956448" name="Immagine 1"/>
+            <wp:cNvGraphicFramePr>
+              <a:graphicFrameLocks xmlns:a="http://schemas.openxmlformats.org/drawingml/2006/main" noChangeAspect="1"/>
+            </wp:cNvGraphicFramePr>
+            <a:graphic xmlns:a="http://schemas.openxmlformats.org/drawingml/2006/main">
+              <a:graphicData uri="http://schemas.openxmlformats.org/drawingml/2006/picture">
+                <pic:pic xmlns:pic="http://schemas.openxmlformats.org/drawingml/2006/picture">
+                  <pic:nvPicPr>
+                    <pic:cNvPr id="994956448" name=""/>
+                    <pic:cNvPicPr/>
+                  </pic:nvPicPr>
+                  <pic:blipFill>
+                    <a:blip r:embed="rId8"/>
+                    <a:stretch>
+                      <a:fillRect/>
+                    </a:stretch>
+                  </pic:blipFill>
+                  <pic:spPr>
+                    <a:xfrm>
+                      <a:off x="0" y="0"/>
+                      <a:ext cx="6120130" cy="3668395"/>
+                    </a:xfrm>
+                    <a:prstGeom prst="rect">
+                      <a:avLst/>
+                    </a:prstGeom>
+                  </pic:spPr>
+                </pic:pic>
+              </a:graphicData>
+            </a:graphic>
+          </wp:inline>
+        </w:drawing>
+      </w:r>
+    </w:p>
+    <w:p>
+      <w:pPr>
+        <w:pStyle w:val="Titolo2"/>
+      </w:pPr>
+      <w:r>
+        <w:t xml:space="preserve">University of Bamberg </w:t>
+      </w:r>
+      <w:r>
+        <w:t>–</w:t>
+      </w:r>
+      <w:r>
+        <w:t xml:space="preserve"> GERMANIA</w:t>
+      </w:r>
+    </w:p>
+    <w:p>
+      <w:r>
+        <w:rPr>
+          <w:noProof/>
+        </w:rPr>
+        <w:drawing>
+          <wp:inline distT="0" distB="0" distL="0" distR="0" wp14:anchorId="07645AB0" wp14:editId="38B5D19F">
+            <wp:extent cx="6120130" cy="4647565"/>
+            <wp:effectExtent l="0" t="0" r="0" b="635"/>
+            <wp:docPr id="5" name="Immagine 5"/>
+            <wp:cNvGraphicFramePr>
+              <a:graphicFrameLocks xmlns:a="http://schemas.openxmlformats.org/drawingml/2006/main" noChangeAspect="1"/>
+            </wp:cNvGraphicFramePr>
+            <a:graphic xmlns:a="http://schemas.openxmlformats.org/drawingml/2006/main">
+              <a:graphicData uri="http://schemas.openxmlformats.org/drawingml/2006/picture">
+                <pic:pic xmlns:pic="http://schemas.openxmlformats.org/drawingml/2006/picture">
+                  <pic:nvPicPr>
+                    <pic:cNvPr id="1" name=""/>
+                    <pic:cNvPicPr/>
+                  </pic:nvPicPr>
+                  <pic:blipFill>
+                    <a:blip r:embed="rId9"/>
+                    <a:stretch>
+                      <a:fillRect/>
+                    </a:stretch>
+                  </pic:blipFill>
+                  <pic:spPr>
+                    <a:xfrm>
+                      <a:off x="0" y="0"/>
                       <a:ext cx="6120130" cy="4647565"/>
                     </a:xfrm>
                     <a:prstGeom prst="rect">
@@ -192,22 +297,88 @@
       </w:r>
     </w:p>
     <w:p>
+      <w:r>
+        <w:rPr>
+          <w:noProof/>
+        </w:rPr>
+        <w:lastRenderedPageBreak/>
+        <w:drawing>
+          <wp:inline distT="0" distB="0" distL="0" distR="0" wp14:anchorId="30DCC5FE" wp14:editId="6A861B4C">
+            <wp:extent cx="6120130" cy="4561205"/>
+            <wp:effectExtent l="0" t="0" r="0" b="0"/>
+            <wp:docPr id="1578691545" name="Immagine 1"/>
+            <wp:cNvGraphicFramePr>
+              <a:graphicFrameLocks xmlns:a="http://schemas.openxmlformats.org/drawingml/2006/main" noChangeAspect="1"/>
+            </wp:cNvGraphicFramePr>
+            <a:graphic xmlns:a="http://schemas.openxmlformats.org/drawingml/2006/main">
+              <a:graphicData uri="http://schemas.openxmlformats.org/drawingml/2006/picture">
+                <pic:pic xmlns:pic="http://schemas.openxmlformats.org/drawingml/2006/picture">
+                  <pic:nvPicPr>
+                    <pic:cNvPr id="1578691545" name=""/>
+                    <pic:cNvPicPr/>
+                  </pic:nvPicPr>
+                  <pic:blipFill>
+                    <a:blip r:embed="rId10"/>
+                    <a:stretch>
+                      <a:fillRect/>
+                    </a:stretch>
+                  </pic:blipFill>
+                  <pic:spPr>
+                    <a:xfrm>
+                      <a:off x="0" y="0"/>
+                      <a:ext cx="6120130" cy="4561205"/>
+                    </a:xfrm>
+                    <a:prstGeom prst="rect">
+                      <a:avLst/>
+                    </a:prstGeom>
+                  </pic:spPr>
+                </pic:pic>
+              </a:graphicData>
+            </a:graphic>
+          </wp:inline>
+        </w:drawing>
+      </w:r>
+    </w:p>
+    <w:p>
+      <w:pPr>
+        <w:rPr>
+          <w:rFonts w:asciiTheme="majorHAnsi" w:eastAsiaTheme="majorEastAsia" w:hAnsiTheme="majorHAnsi" w:cstheme="majorBidi"/>
+          <w:color w:val="2F5496" w:themeColor="accent1" w:themeShade="BF"/>
+          <w:sz w:val="26"/>
+          <w:szCs w:val="26"/>
+        </w:rPr>
+      </w:pPr>
+      <w:r>
+        <w:br w:type="page"/>
+      </w:r>
+    </w:p>
+    <w:p>
       <w:pPr>
         <w:pStyle w:val="Titolo2"/>
       </w:pPr>
+      <w:proofErr w:type="spellStart"/>
       <w:r>
         <w:lastRenderedPageBreak/>
-        <w:t xml:space="preserve">Universitat Politècnica de Catalunya </w:t>
-      </w:r>
-      <w:r>
-        <w:t>–</w:t>
-      </w:r>
-      <w:r>
-        <w:t xml:space="preserve"> SPAGNA</w:t>
+        <w:t>Universitat</w:t>
+      </w:r>
+      <w:proofErr w:type="spellEnd"/>
+      <w:r>
+        <w:t xml:space="preserve"> </w:t>
+      </w:r>
+      <w:proofErr w:type="spellStart"/>
+      <w:r>
+        <w:t>Politècnica</w:t>
+      </w:r>
+      <w:proofErr w:type="spellEnd"/>
+      <w:r>
+        <w:t xml:space="preserve"> de Catalunya – SPAGNA</w:t>
       </w:r>
     </w:p>
     <w:p>
       <w:r>
+        <w:rPr>
+          <w:noProof/>
+        </w:rPr>
         <w:drawing>
           <wp:inline distT="0" distB="0" distL="0" distR="0" wp14:anchorId="0CABE6B7" wp14:editId="50BEC8A6">
             <wp:extent cx="6120130" cy="3903980"/>
@@ -224,7 +395,7 @@
                     <pic:cNvPicPr/>
                   </pic:nvPicPr>
                   <pic:blipFill>
-                    <a:blip r:embed="rId8"/>
+                    <a:blip r:embed="rId11"/>
                     <a:stretch>
                       <a:fillRect/>
                     </a:stretch>
@@ -245,6 +416,157 @@
         </w:drawing>
       </w:r>
     </w:p>
+    <w:p/>
+    <w:p/>
+    <w:p>
+      <w:r>
+        <w:rPr>
+          <w:noProof/>
+        </w:rPr>
+        <w:lastRenderedPageBreak/>
+        <w:drawing>
+          <wp:inline distT="0" distB="0" distL="0" distR="0" wp14:anchorId="0D5C50E0" wp14:editId="6F0BB1FF">
+            <wp:extent cx="6120130" cy="5245735"/>
+            <wp:effectExtent l="0" t="0" r="0" b="0"/>
+            <wp:docPr id="1270249108" name="Immagine 1"/>
+            <wp:cNvGraphicFramePr>
+              <a:graphicFrameLocks xmlns:a="http://schemas.openxmlformats.org/drawingml/2006/main" noChangeAspect="1"/>
+            </wp:cNvGraphicFramePr>
+            <a:graphic xmlns:a="http://schemas.openxmlformats.org/drawingml/2006/main">
+              <a:graphicData uri="http://schemas.openxmlformats.org/drawingml/2006/picture">
+                <pic:pic xmlns:pic="http://schemas.openxmlformats.org/drawingml/2006/picture">
+                  <pic:nvPicPr>
+                    <pic:cNvPr id="1270249108" name=""/>
+                    <pic:cNvPicPr/>
+                  </pic:nvPicPr>
+                  <pic:blipFill>
+                    <a:blip r:embed="rId12"/>
+                    <a:stretch>
+                      <a:fillRect/>
+                    </a:stretch>
+                  </pic:blipFill>
+                  <pic:spPr>
+                    <a:xfrm>
+                      <a:off x="0" y="0"/>
+                      <a:ext cx="6120130" cy="5245735"/>
+                    </a:xfrm>
+                    <a:prstGeom prst="rect">
+                      <a:avLst/>
+                    </a:prstGeom>
+                  </pic:spPr>
+                </pic:pic>
+              </a:graphicData>
+            </a:graphic>
+          </wp:inline>
+        </w:drawing>
+      </w:r>
+    </w:p>
+    <w:tbl>
+      <w:tblPr>
+        <w:tblW w:w="5000" w:type="pct"/>
+        <w:tblCellSpacing w:w="15" w:type="dxa"/>
+        <w:tblCellMar>
+          <w:top w:w="15" w:type="dxa"/>
+          <w:left w:w="15" w:type="dxa"/>
+          <w:bottom w:w="15" w:type="dxa"/>
+          <w:right w:w="15" w:type="dxa"/>
+        </w:tblCellMar>
+        <w:tblLook w:val="04A0" w:firstRow="1" w:lastRow="0" w:firstColumn="1" w:lastColumn="0" w:noHBand="0" w:noVBand="1"/>
+        <w:tblDescription w:val="Tabella di struttura"/>
+      </w:tblPr>
+      <w:tblGrid>
+        <w:gridCol w:w="89"/>
+        <w:gridCol w:w="9549"/>
+      </w:tblGrid>
+      <w:tr>
+        <w:trPr>
+          <w:tblCellSpacing w:w="15" w:type="dxa"/>
+        </w:trPr>
+        <w:tc>
+          <w:tcPr>
+            <w:tcW w:w="0" w:type="auto"/>
+            <w:vAlign w:val="center"/>
+            <w:hideMark/>
+          </w:tcPr>
+          <w:p>
+            <w:pPr>
+              <w:rPr>
+                <w:lang w:val="en-US"/>
+              </w:rPr>
+            </w:pPr>
+          </w:p>
+        </w:tc>
+        <w:tc>
+          <w:tcPr>
+            <w:tcW w:w="0" w:type="auto"/>
+            <w:vAlign w:val="center"/>
+            <w:hideMark/>
+          </w:tcPr>
+          <w:p>
+            <w:pPr>
+              <w:pStyle w:val="Titolo1"/>
+              <w:rPr>
+                <w:lang w:val="de-DE"/>
+              </w:rPr>
+            </w:pPr>
+            <w:r>
+              <w:rPr>
+                <w:lang w:val="de-DE"/>
+              </w:rPr>
+              <w:t xml:space="preserve">D BERLIN02 - TECHNISCHE UNIVERSITÄT BERLIN - GERMANIA </w:t>
+            </w:r>
+          </w:p>
+        </w:tc>
+      </w:tr>
+    </w:tbl>
+    <w:p>
+      <w:pPr>
+        <w:rPr>
+          <w:lang w:val="de-DE"/>
+        </w:rPr>
+      </w:pPr>
+      <w:r>
+        <w:rPr>
+          <w:noProof/>
+        </w:rPr>
+        <w:lastRenderedPageBreak/>
+        <w:drawing>
+          <wp:inline distT="0" distB="0" distL="0" distR="0" wp14:anchorId="21E35C59" wp14:editId="3F1B473E">
+            <wp:extent cx="6120130" cy="3397885"/>
+            <wp:effectExtent l="0" t="0" r="0" b="0"/>
+            <wp:docPr id="365142759" name="Immagine 1"/>
+            <wp:cNvGraphicFramePr>
+              <a:graphicFrameLocks xmlns:a="http://schemas.openxmlformats.org/drawingml/2006/main" noChangeAspect="1"/>
+            </wp:cNvGraphicFramePr>
+            <a:graphic xmlns:a="http://schemas.openxmlformats.org/drawingml/2006/main">
+              <a:graphicData uri="http://schemas.openxmlformats.org/drawingml/2006/picture">
+                <pic:pic xmlns:pic="http://schemas.openxmlformats.org/drawingml/2006/picture">
+                  <pic:nvPicPr>
+                    <pic:cNvPr id="365142759" name=""/>
+                    <pic:cNvPicPr/>
+                  </pic:nvPicPr>
+                  <pic:blipFill>
+                    <a:blip r:embed="rId13"/>
+                    <a:stretch>
+                      <a:fillRect/>
+                    </a:stretch>
+                  </pic:blipFill>
+                  <pic:spPr>
+                    <a:xfrm>
+                      <a:off x="0" y="0"/>
+                      <a:ext cx="6120130" cy="3397885"/>
+                    </a:xfrm>
+                    <a:prstGeom prst="rect">
+                      <a:avLst/>
+                    </a:prstGeom>
+                  </pic:spPr>
+                </pic:pic>
+              </a:graphicData>
+            </a:graphic>
+          </wp:inline>
+        </w:drawing>
+      </w:r>
+    </w:p>
     <w:sectPr>
       <w:pgSz w:w="11906" w:h="16838"/>
       <w:pgMar w:top="1417" w:right="1134" w:bottom="1134" w:left="1134" w:header="708" w:footer="708" w:gutter="0"/>
@@ -256,7 +578,7 @@
 </file>
 
 <file path=word/styles.xml><?xml version="1.0" encoding="utf-8"?>
-<w:styles xmlns:mc="http://schemas.openxmlformats.org/markup-compatibility/2006" xmlns:r="http://schemas.openxmlformats.org/officeDocument/2006/relationships" xmlns:w="http://schemas.openxmlformats.org/wordprocessingml/2006/main" xmlns:w14="http://schemas.microsoft.com/office/word/2010/wordml" xmlns:w15="http://schemas.microsoft.com/office/word/2012/wordml" xmlns:w16cex="http://schemas.microsoft.com/office/word/2018/wordml/cex" xmlns:w16cid="http://schemas.microsoft.com/office/word/2016/wordml/cid" xmlns:w16="http://schemas.microsoft.com/office/word/2018/wordml" xmlns:w16sdtdh="http://schemas.microsoft.com/office/word/2020/wordml/sdtdatahash" xmlns:w16se="http://schemas.microsoft.com/office/word/2015/wordml/symex" mc:Ignorable="w14 w15 w16se w16cid w16 w16cex w16sdtdh">
+<w:styles xmlns:mc="http://schemas.openxmlformats.org/markup-compatibility/2006" xmlns:r="http://schemas.openxmlformats.org/officeDocument/2006/relationships" xmlns:w="http://schemas.openxmlformats.org/wordprocessingml/2006/main" xmlns:w14="http://schemas.microsoft.com/office/word/2010/wordml" xmlns:w15="http://schemas.microsoft.com/office/word/2012/wordml" xmlns:w16cex="http://schemas.microsoft.com/office/word/2018/wordml/cex" xmlns:w16cid="http://schemas.microsoft.com/office/word/2016/wordml/cid" xmlns:w16="http://schemas.microsoft.com/office/word/2018/wordml" xmlns:w16du="http://schemas.microsoft.com/office/word/2023/wordml/word16du" xmlns:w16sdtdh="http://schemas.microsoft.com/office/word/2020/wordml/sdtdatahash" xmlns:w16sdtfl="http://schemas.microsoft.com/office/word/2024/wordml/sdtformatlock" xmlns:w16se="http://schemas.microsoft.com/office/word/2015/wordml/symex" mc:Ignorable="w14 w15 w16se w16cid w16 w16cex w16sdtdh w16sdtfl w16du">
   <w:docDefaults>
     <w:rPrDefault>
       <w:rPr>
@@ -654,6 +976,27 @@
     <w:name w:val="Normal"/>
     <w:qFormat/>
   </w:style>
+  <w:style w:type="paragraph" w:styleId="Titolo1">
+    <w:name w:val="heading 1"/>
+    <w:basedOn w:val="Normale"/>
+    <w:next w:val="Normale"/>
+    <w:link w:val="Titolo1Carattere"/>
+    <w:uiPriority w:val="9"/>
+    <w:qFormat/>
+    <w:rsid w:val="002F6FEB"/>
+    <w:pPr>
+      <w:keepNext/>
+      <w:keepLines/>
+      <w:spacing w:before="240" w:after="0"/>
+      <w:outlineLvl w:val="0"/>
+    </w:pPr>
+    <w:rPr>
+      <w:rFonts w:asciiTheme="majorHAnsi" w:eastAsiaTheme="majorEastAsia" w:hAnsiTheme="majorHAnsi" w:cstheme="majorBidi"/>
+      <w:color w:val="2F5496" w:themeColor="accent1" w:themeShade="BF"/>
+      <w:sz w:val="32"/>
+      <w:szCs w:val="32"/>
+    </w:rPr>
+  </w:style>
   <w:style w:type="paragraph" w:styleId="Titolo2">
     <w:name w:val="heading 2"/>
     <w:basedOn w:val="Normale"/>
@@ -676,10 +1019,31 @@
       <w:szCs w:val="26"/>
     </w:rPr>
   </w:style>
+  <w:style w:type="paragraph" w:styleId="Titolo3">
+    <w:name w:val="heading 3"/>
+    <w:basedOn w:val="Normale"/>
+    <w:next w:val="Normale"/>
+    <w:link w:val="Titolo3Carattere"/>
+    <w:uiPriority w:val="9"/>
+    <w:unhideWhenUsed/>
+    <w:qFormat/>
+    <w:rsid w:val="002F6FEB"/>
+    <w:pPr>
+      <w:keepNext/>
+      <w:keepLines/>
+      <w:spacing w:before="40" w:after="0"/>
+      <w:outlineLvl w:val="2"/>
+    </w:pPr>
+    <w:rPr>
+      <w:rFonts w:asciiTheme="majorHAnsi" w:eastAsiaTheme="majorEastAsia" w:hAnsiTheme="majorHAnsi" w:cstheme="majorBidi"/>
+      <w:color w:val="1F3763" w:themeColor="accent1" w:themeShade="7F"/>
+      <w:sz w:val="24"/>
+      <w:szCs w:val="24"/>
+    </w:rPr>
+  </w:style>
   <w:style w:type="character" w:default="1" w:styleId="Carpredefinitoparagrafo">
     <w:name w:val="Default Paragraph Font"/>
     <w:uiPriority w:val="1"/>
-    <w:semiHidden/>
     <w:unhideWhenUsed/>
   </w:style>
   <w:style w:type="table" w:default="1" w:styleId="Tabellanormale">
@@ -714,6 +1078,32 @@
       <w:color w:val="2F5496" w:themeColor="accent1" w:themeShade="BF"/>
       <w:sz w:val="26"/>
       <w:szCs w:val="26"/>
+    </w:rPr>
+  </w:style>
+  <w:style w:type="character" w:customStyle="1" w:styleId="Titolo1Carattere">
+    <w:name w:val="Titolo 1 Carattere"/>
+    <w:basedOn w:val="Carpredefinitoparagrafo"/>
+    <w:link w:val="Titolo1"/>
+    <w:uiPriority w:val="9"/>
+    <w:rsid w:val="002F6FEB"/>
+    <w:rPr>
+      <w:rFonts w:asciiTheme="majorHAnsi" w:eastAsiaTheme="majorEastAsia" w:hAnsiTheme="majorHAnsi" w:cstheme="majorBidi"/>
+      <w:color w:val="2F5496" w:themeColor="accent1" w:themeShade="BF"/>
+      <w:sz w:val="32"/>
+      <w:szCs w:val="32"/>
+    </w:rPr>
+  </w:style>
+  <w:style w:type="character" w:customStyle="1" w:styleId="Titolo3Carattere">
+    <w:name w:val="Titolo 3 Carattere"/>
+    <w:basedOn w:val="Carpredefinitoparagrafo"/>
+    <w:link w:val="Titolo3"/>
+    <w:uiPriority w:val="9"/>
+    <w:rsid w:val="002F6FEB"/>
+    <w:rPr>
+      <w:rFonts w:asciiTheme="majorHAnsi" w:eastAsiaTheme="majorEastAsia" w:hAnsiTheme="majorHAnsi" w:cstheme="majorBidi"/>
+      <w:color w:val="1F3763" w:themeColor="accent1" w:themeShade="7F"/>
+      <w:sz w:val="24"/>
+      <w:szCs w:val="24"/>
     </w:rPr>
   </w:style>
 </w:styles>
